--- a/manuscript/word/cover.docx
+++ b/manuscript/word/cover.docx
@@ -48,7 +48,7 @@
           <w:noProof/>
           <w:szCs w:val="24"/>
         </w:rPr>
-        <w:t>March 15, 2026</w:t>
+        <w:t>May 4, 2026</w:t>
       </w:r>
       <w:r>
         <w:rPr>
@@ -81,21 +81,7 @@
         <w:rPr>
           <w:rFonts w:ascii="Times New Roman" w:hAnsi="Times New Roman"/>
         </w:rPr>
-        <w:t xml:space="preserve">Dear </w:t>
-      </w:r>
-      <w:proofErr w:type="gramStart"/>
-      <w:r>
-        <w:rPr>
-          <w:rFonts w:ascii="Times New Roman" w:hAnsi="Times New Roman"/>
-        </w:rPr>
-        <w:t>Dr.</w:t>
-      </w:r>
-      <w:proofErr w:type="gramEnd"/>
-      <w:r>
-        <w:rPr>
-          <w:rFonts w:ascii="Times New Roman" w:hAnsi="Times New Roman"/>
-        </w:rPr>
-        <w:t xml:space="preserve"> </w:t>
+        <w:t xml:space="preserve">Dear Dr. </w:t>
       </w:r>
       <w:r>
         <w:rPr>
@@ -143,7 +129,13 @@
         <w:rPr>
           <w:rFonts w:ascii="Times New Roman" w:hAnsi="Times New Roman"/>
         </w:rPr>
-        <w:t xml:space="preserve">Please consider our original manuscript </w:t>
+        <w:t>Thank you for the opportunity to revise our</w:t>
+      </w:r>
+      <w:r>
+        <w:rPr>
+          <w:rFonts w:ascii="Times New Roman" w:hAnsi="Times New Roman"/>
+        </w:rPr>
+        <w:t xml:space="preserve"> original manuscript </w:t>
       </w:r>
       <w:r>
         <w:rPr>
@@ -213,21 +205,43 @@
         <w:rPr>
           <w:rFonts w:ascii="Times New Roman" w:hAnsi="Times New Roman"/>
         </w:rPr>
-        <w:t xml:space="preserve">Healthy sleep is a critical component of mental </w:t>
-      </w:r>
-      <w:proofErr w:type="gramStart"/>
-      <w:r>
-        <w:rPr>
-          <w:rFonts w:ascii="Times New Roman" w:hAnsi="Times New Roman"/>
-        </w:rPr>
-        <w:t>health, but</w:t>
-      </w:r>
-      <w:proofErr w:type="gramEnd"/>
-      <w:r>
-        <w:rPr>
-          <w:rFonts w:ascii="Times New Roman" w:hAnsi="Times New Roman"/>
-        </w:rPr>
-        <w:t xml:space="preserve"> often disrupted by stress and nightmares. Accumulating evidence suggests that frequent nightmares are predictive of serious long-term psychiatric complexities, including suicide risk. Despite these concerns, sleep medicine has faced difficulties tracking nightmares and other aspects of sleep quality in the general population. In this manuscript, we combine social media and natural language processing to showcase a low-cost and time-sensitive approach to tracking population dream content and its emotional content. In doing so, we reveal an alarming spike in bad dreams during the first COVID-19 wave.</w:t>
+        <w:t xml:space="preserve">Please see our detailed responses to both Reviewers. We were excited to see that </w:t>
+      </w:r>
+      <w:r>
+        <w:rPr>
+          <w:rFonts w:ascii="Times New Roman" w:hAnsi="Times New Roman"/>
+        </w:rPr>
+        <w:t xml:space="preserve">the </w:t>
+      </w:r>
+      <w:r>
+        <w:rPr>
+          <w:rFonts w:ascii="Times New Roman" w:hAnsi="Times New Roman"/>
+        </w:rPr>
+        <w:t xml:space="preserve">Reviewers were complimentary of our original submission, noting the contribution to the field as well as the quality of our writing in </w:t>
+      </w:r>
+      <w:r>
+        <w:rPr>
+          <w:rFonts w:ascii="Times New Roman" w:hAnsi="Times New Roman"/>
+        </w:rPr>
+        <w:t>the</w:t>
+      </w:r>
+      <w:r>
+        <w:rPr>
+          <w:rFonts w:ascii="Times New Roman" w:hAnsi="Times New Roman"/>
+        </w:rPr>
+        <w:t xml:space="preserve"> concise and targeted format</w:t>
+      </w:r>
+      <w:r>
+        <w:rPr>
+          <w:rFonts w:ascii="Times New Roman" w:hAnsi="Times New Roman"/>
+        </w:rPr>
+        <w:t xml:space="preserve"> of a Brief Communication</w:t>
+      </w:r>
+      <w:r>
+        <w:rPr>
+          <w:rFonts w:ascii="Times New Roman" w:hAnsi="Times New Roman"/>
+        </w:rPr>
+        <w:t>. We found all feedback constructive and hope you will find our revised manuscript of improved quality.</w:t>
       </w:r>
     </w:p>
     <w:p>
@@ -253,7 +267,25 @@
         <w:rPr>
           <w:rFonts w:ascii="Times New Roman" w:hAnsi="Times New Roman"/>
         </w:rPr>
-        <w:t>We expect our novel approach of extracting dreams from social media to be an influential method for future research. Basic dream science suffers from data starvation concerns, and here we provide a simple method (and analysis code) to extract dream reports from Reddit. We hope this method will soon be utilized for large-scale dream analytics to promote new understandings about the complex interplay between sleep, dreams, and health.</w:t>
+        <w:t xml:space="preserve">Thank you </w:t>
+      </w:r>
+      <w:r>
+        <w:rPr>
+          <w:rFonts w:ascii="Times New Roman" w:hAnsi="Times New Roman"/>
+        </w:rPr>
+        <w:t xml:space="preserve">again </w:t>
+      </w:r>
+      <w:r>
+        <w:rPr>
+          <w:rFonts w:ascii="Times New Roman" w:hAnsi="Times New Roman"/>
+        </w:rPr>
+        <w:t xml:space="preserve">for your time and </w:t>
+      </w:r>
+      <w:r>
+        <w:rPr>
+          <w:rFonts w:ascii="Times New Roman" w:hAnsi="Times New Roman"/>
+        </w:rPr>
+        <w:t>efforts in helping us disseminate this work.</w:t>
       </w:r>
     </w:p>
     <w:p>
@@ -275,21 +307,17 @@
           <w:rFonts w:ascii="Times New Roman" w:hAnsi="Times New Roman"/>
         </w:rPr>
       </w:pPr>
-    </w:p>
-    <w:p>
-      <w:pPr>
-        <w:autoSpaceDE w:val="0"/>
-        <w:autoSpaceDN w:val="0"/>
-        <w:adjustRightInd w:val="0"/>
-        <w:rPr>
-          <w:rFonts w:ascii="Times New Roman" w:hAnsi="Times New Roman"/>
-        </w:rPr>
-      </w:pPr>
-      <w:r>
-        <w:rPr>
-          <w:rFonts w:ascii="Times New Roman" w:hAnsi="Times New Roman"/>
-        </w:rPr>
-        <w:t>Thank you for your time and consideration, on behalf of all authors,</w:t>
+      <w:r>
+        <w:rPr>
+          <w:rFonts w:ascii="Times New Roman" w:hAnsi="Times New Roman"/>
+        </w:rPr>
+        <w:t>O</w:t>
+      </w:r>
+      <w:r>
+        <w:rPr>
+          <w:rFonts w:ascii="Times New Roman" w:hAnsi="Times New Roman"/>
+        </w:rPr>
+        <w:t>n behalf of all authors,</w:t>
       </w:r>
     </w:p>
     <w:p>
@@ -597,7 +625,7 @@
         <w:noProof/>
         <w:sz w:val="20"/>
       </w:rPr>
-      <w:t>March 15, 2026</w:t>
+      <w:t>May 4, 2026</w:t>
     </w:r>
     <w:r>
       <w:rPr>

--- a/manuscript/word/cover.docx
+++ b/manuscript/word/cover.docx
@@ -1,6 +1,6 @@
 
 <file path=word/document.xml><?xml version="1.0" encoding="utf-8"?>
-<w:document xmlns:wpc="http://schemas.microsoft.com/office/word/2010/wordprocessingCanvas" xmlns:cx="http://schemas.microsoft.com/office/drawing/2014/chartex" xmlns:cx1="http://schemas.microsoft.com/office/drawing/2015/9/8/chartex" xmlns:cx2="http://schemas.microsoft.com/office/drawing/2015/10/21/chartex" xmlns:cx3="http://schemas.microsoft.com/office/drawing/2016/5/9/chartex" xmlns:cx4="http://schemas.microsoft.com/office/drawing/2016/5/10/chartex" xmlns:cx5="http://schemas.microsoft.com/office/drawing/2016/5/11/chartex" xmlns:cx6="http://schemas.microsoft.com/office/drawing/2016/5/12/chartex" xmlns:cx7="http://schemas.microsoft.com/office/drawing/2016/5/13/chartex" xmlns:cx8="http://schemas.microsoft.com/office/drawing/2016/5/14/chartex" xmlns:mc="http://schemas.openxmlformats.org/markup-compatibility/2006" xmlns:aink="http://schemas.microsoft.com/office/drawing/2016/ink" xmlns:am3d="http://schemas.microsoft.com/office/drawing/2017/model3d" xmlns:o="urn:schemas-microsoft-com:office:office" xmlns:oel="http://schemas.microsoft.com/office/2019/extlst" xmlns:r="http://schemas.openxmlformats.org/officeDocument/2006/relationships" xmlns:m="http://schemas.openxmlformats.org/officeDocument/2006/math" xmlns:v="urn:schemas-microsoft-com:vml" xmlns:wp14="http://schemas.microsoft.com/office/word/2010/wordprocessingDrawing" xmlns:wp="http://schemas.openxmlformats.org/drawingml/2006/wordprocessingDrawing" xmlns:w10="urn:schemas-microsoft-com:office:word" xmlns:w="http://schemas.openxmlformats.org/wordprocessingml/2006/main" xmlns:w14="http://schemas.microsoft.com/office/word/2010/wordml" xmlns:w15="http://schemas.microsoft.com/office/word/2012/wordml" xmlns:w16cex="http://schemas.microsoft.com/office/word/2018/wordml/cex" xmlns:w16cid="http://schemas.microsoft.com/office/word/2016/wordml/cid" xmlns:w16="http://schemas.microsoft.com/office/word/2018/wordml" xmlns:w16du="http://schemas.microsoft.com/office/word/2023/wordml/word16du" xmlns:w16sdtdh="http://schemas.microsoft.com/office/word/2020/wordml/sdtdatahash" xmlns:w16sdtfl="http://schemas.microsoft.com/office/word/2024/wordml/sdtformatlock" xmlns:w16se="http://schemas.microsoft.com/office/word/2015/wordml/symex" xmlns:wpg="http://schemas.microsoft.com/office/word/2010/wordprocessingGroup" xmlns:wpi="http://schemas.microsoft.com/office/word/2010/wordprocessingInk" xmlns:wne="http://schemas.microsoft.com/office/word/2006/wordml" xmlns:wps="http://schemas.microsoft.com/office/word/2010/wordprocessingShape" mc:Ignorable="w14 w15 w16se w16cid w16 w16cex w16sdtdh w16sdtfl w16du wp14">
+<w:document xmlns:wpc="http://schemas.microsoft.com/office/word/2010/wordprocessingCanvas" xmlns:cx="http://schemas.microsoft.com/office/drawing/2014/chartex" xmlns:cx1="http://schemas.microsoft.com/office/drawing/2015/9/8/chartex" xmlns:cx2="http://schemas.microsoft.com/office/drawing/2015/10/21/chartex" xmlns:cx3="http://schemas.microsoft.com/office/drawing/2016/5/9/chartex" xmlns:cx4="http://schemas.microsoft.com/office/drawing/2016/5/10/chartex" xmlns:cx5="http://schemas.microsoft.com/office/drawing/2016/5/11/chartex" xmlns:cx6="http://schemas.microsoft.com/office/drawing/2016/5/12/chartex" xmlns:cx7="http://schemas.microsoft.com/office/drawing/2016/5/13/chartex" xmlns:cx8="http://schemas.microsoft.com/office/drawing/2016/5/14/chartex" xmlns:mc="http://schemas.openxmlformats.org/markup-compatibility/2006" xmlns:aink="http://schemas.microsoft.com/office/drawing/2016/ink" xmlns:am3d="http://schemas.microsoft.com/office/drawing/2017/model3d" xmlns:o="urn:schemas-microsoft-com:office:office" xmlns:oel="http://schemas.microsoft.com/office/2019/extlst" xmlns:r="http://schemas.openxmlformats.org/officeDocument/2006/relationships" xmlns:m="http://schemas.openxmlformats.org/officeDocument/2006/math" xmlns:v="urn:schemas-microsoft-com:vml" xmlns:wp14="http://schemas.microsoft.com/office/word/2010/wordprocessingDrawing" xmlns:wp="http://schemas.openxmlformats.org/drawingml/2006/wordprocessingDrawing" xmlns:w10="urn:schemas-microsoft-com:office:word" xmlns:w="http://schemas.openxmlformats.org/wordprocessingml/2006/main" xmlns:w14="http://schemas.microsoft.com/office/word/2010/wordml" xmlns:w15="http://schemas.microsoft.com/office/word/2012/wordml" xmlns:w16cei="http://schemas.microsoft.com/office/word/2026/wordml/cei" xmlns:w16cex="http://schemas.microsoft.com/office/word/2018/wordml/cex" xmlns:w16cid="http://schemas.microsoft.com/office/word/2016/wordml/cid" xmlns:w16="http://schemas.microsoft.com/office/word/2018/wordml" xmlns:w16du="http://schemas.microsoft.com/office/word/2023/wordml/word16du" xmlns:w16sdtdh="http://schemas.microsoft.com/office/word/2020/wordml/sdtdatahash" xmlns:w16sdtfl="http://schemas.microsoft.com/office/word/2024/wordml/sdtformatlock" xmlns:w16se="http://schemas.microsoft.com/office/word/2015/wordml/symex" xmlns:wpg="http://schemas.microsoft.com/office/word/2010/wordprocessingGroup" xmlns:wpi="http://schemas.microsoft.com/office/word/2010/wordprocessingInk" xmlns:wne="http://schemas.microsoft.com/office/word/2006/wordml" xmlns:wps="http://schemas.microsoft.com/office/word/2010/wordprocessingShape" mc:Ignorable="w14 w15 w16se w16cid w16 w16cex w16sdtdh w16sdtfl w16du wp14">
   <w:body>
     <w:p>
       <w:pPr>
@@ -48,7 +48,7 @@
           <w:noProof/>
           <w:szCs w:val="24"/>
         </w:rPr>
-        <w:t>May 4, 2026</w:t>
+        <w:t>August 2, 2026</w:t>
       </w:r>
       <w:r>
         <w:rPr>
@@ -129,7 +129,25 @@
         <w:rPr>
           <w:rFonts w:ascii="Times New Roman" w:hAnsi="Times New Roman"/>
         </w:rPr>
-        <w:t>Thank you for the opportunity to revise our</w:t>
+        <w:t xml:space="preserve">Thank you for </w:t>
+      </w:r>
+      <w:r>
+        <w:rPr>
+          <w:rFonts w:ascii="Times New Roman" w:hAnsi="Times New Roman"/>
+        </w:rPr>
+        <w:t>the opportunity to revise</w:t>
+      </w:r>
+      <w:r>
+        <w:rPr>
+          <w:rFonts w:ascii="Times New Roman" w:hAnsi="Times New Roman"/>
+        </w:rPr>
+        <w:t xml:space="preserve"> </w:t>
+      </w:r>
+      <w:r>
+        <w:rPr>
+          <w:rFonts w:ascii="Times New Roman" w:hAnsi="Times New Roman"/>
+        </w:rPr>
+        <w:t>our</w:t>
       </w:r>
       <w:r>
         <w:rPr>
@@ -205,43 +223,19 @@
         <w:rPr>
           <w:rFonts w:ascii="Times New Roman" w:hAnsi="Times New Roman"/>
         </w:rPr>
-        <w:t xml:space="preserve">Please see our detailed responses to both Reviewers. We were excited to see that </w:t>
-      </w:r>
-      <w:r>
-        <w:rPr>
-          <w:rFonts w:ascii="Times New Roman" w:hAnsi="Times New Roman"/>
-        </w:rPr>
-        <w:t xml:space="preserve">the </w:t>
-      </w:r>
-      <w:r>
-        <w:rPr>
-          <w:rFonts w:ascii="Times New Roman" w:hAnsi="Times New Roman"/>
-        </w:rPr>
-        <w:t xml:space="preserve">Reviewers were complimentary of our original submission, noting the contribution to the field as well as the quality of our writing in </w:t>
-      </w:r>
-      <w:r>
-        <w:rPr>
-          <w:rFonts w:ascii="Times New Roman" w:hAnsi="Times New Roman"/>
-        </w:rPr>
-        <w:t>the</w:t>
-      </w:r>
-      <w:r>
-        <w:rPr>
-          <w:rFonts w:ascii="Times New Roman" w:hAnsi="Times New Roman"/>
-        </w:rPr>
-        <w:t xml:space="preserve"> concise and targeted format</w:t>
-      </w:r>
-      <w:r>
-        <w:rPr>
-          <w:rFonts w:ascii="Times New Roman" w:hAnsi="Times New Roman"/>
-        </w:rPr>
-        <w:t xml:space="preserve"> of a Brief Communication</w:t>
-      </w:r>
-      <w:r>
-        <w:rPr>
-          <w:rFonts w:ascii="Times New Roman" w:hAnsi="Times New Roman"/>
-        </w:rPr>
-        <w:t>. We found all feedback constructive and hope you will find our revised manuscript of improved quality.</w:t>
+        <w:t xml:space="preserve">Per </w:t>
+      </w:r>
+      <w:r>
+        <w:rPr>
+          <w:rFonts w:ascii="Times New Roman" w:hAnsi="Times New Roman"/>
+        </w:rPr>
+        <w:t>request, we have made</w:t>
+      </w:r>
+      <w:r>
+        <w:rPr>
+          <w:rFonts w:ascii="Times New Roman" w:hAnsi="Times New Roman"/>
+        </w:rPr>
+        <w:t xml:space="preserve"> some minor edits in preparation for the proofing stage (see Reviewer Response file).</w:t>
       </w:r>
     </w:p>
     <w:p>
@@ -263,29 +257,21 @@
           <w:rFonts w:ascii="Times New Roman" w:hAnsi="Times New Roman"/>
         </w:rPr>
       </w:pPr>
-      <w:r>
-        <w:rPr>
-          <w:rFonts w:ascii="Times New Roman" w:hAnsi="Times New Roman"/>
-        </w:rPr>
-        <w:t xml:space="preserve">Thank you </w:t>
-      </w:r>
-      <w:r>
-        <w:rPr>
-          <w:rFonts w:ascii="Times New Roman" w:hAnsi="Times New Roman"/>
-        </w:rPr>
-        <w:t xml:space="preserve">again </w:t>
-      </w:r>
-      <w:r>
-        <w:rPr>
-          <w:rFonts w:ascii="Times New Roman" w:hAnsi="Times New Roman"/>
-        </w:rPr>
-        <w:t xml:space="preserve">for your time and </w:t>
-      </w:r>
-      <w:r>
-        <w:rPr>
-          <w:rFonts w:ascii="Times New Roman" w:hAnsi="Times New Roman"/>
-        </w:rPr>
-        <w:t>efforts in helping us disseminate this work.</w:t>
+    </w:p>
+    <w:p>
+      <w:pPr>
+        <w:autoSpaceDE w:val="0"/>
+        <w:autoSpaceDN w:val="0"/>
+        <w:adjustRightInd w:val="0"/>
+        <w:rPr>
+          <w:rFonts w:ascii="Times New Roman" w:hAnsi="Times New Roman"/>
+        </w:rPr>
+      </w:pPr>
+      <w:r>
+        <w:rPr>
+          <w:rFonts w:ascii="Times New Roman" w:hAnsi="Times New Roman"/>
+        </w:rPr>
+        <w:t>Thanks again for helping us get this work disseminated.</w:t>
       </w:r>
     </w:p>
     <w:p>
@@ -359,7 +345,7 @@
                     </pic:cNvPicPr>
                   </pic:nvPicPr>
                   <pic:blipFill>
-                    <a:blip r:embed="rId6"/>
+                    <a:blip r:embed="rId7"/>
                     <a:stretch>
                       <a:fillRect/>
                     </a:stretch>
@@ -407,7 +393,7 @@
                 <wp:cNvGraphicFramePr/>
                 <a:graphic xmlns:a="http://schemas.openxmlformats.org/drawingml/2006/main">
                   <a:graphicData uri="http://schemas.microsoft.com/office/word/2010/wordprocessingInk">
-                    <w14:contentPart bwMode="auto" r:id="rId7">
+                    <w14:contentPart bwMode="auto" r:id="rId8">
                       <w14:nvContentPartPr>
                         <w14:cNvContentPartPr/>
                       </w14:nvContentPartPr>
@@ -443,7 +429,7 @@
                 <o:lock v:ext="edit" aspectratio="t"/>
               </v:shapetype>
               <v:shape id="Ink 5" o:spid="_x0000_s1026" type="#_x0000_t75" style="position:absolute;margin-left:-18.35pt;margin-top:-.45pt;width:.75pt;height:.75pt;z-index:251660288;visibility:visible;mso-wrap-style:square;mso-wrap-distance-left:9pt;mso-wrap-distance-top:0;mso-wrap-distance-right:9pt;mso-wrap-distance-bottom:0;mso-position-horizontal:absolute;mso-position-horizontal-relative:text;mso-position-vertical:absolute;mso-position-vertical-relative:text" o:gfxdata="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">
-                <v:imagedata r:id="rId8" o:title=""/>
+                <v:imagedata r:id="rId9" o:title=""/>
               </v:shape>
             </w:pict>
           </mc:Fallback>
@@ -473,7 +459,7 @@
                 <wp:cNvGraphicFramePr/>
                 <a:graphic xmlns:a="http://schemas.openxmlformats.org/drawingml/2006/main">
                   <a:graphicData uri="http://schemas.microsoft.com/office/word/2010/wordprocessingInk">
-                    <w14:contentPart bwMode="auto" r:id="rId9">
+                    <w14:contentPart bwMode="auto" r:id="rId10">
                       <w14:nvContentPartPr>
                         <w14:cNvContentPartPr/>
                       </w14:nvContentPartPr>
@@ -490,7 +476,7 @@
           <mc:Fallback>
             <w:pict>
               <v:shape w14:anchorId="6D0D8E99" id="Ink 3" o:spid="_x0000_s1026" type="#_x0000_t75" style="position:absolute;margin-left:235.1pt;margin-top:28.75pt;width:.75pt;height:.75pt;z-index:251659264;visibility:visible;mso-wrap-style:square;mso-wrap-distance-left:9pt;mso-wrap-distance-top:0;mso-wrap-distance-right:9pt;mso-wrap-distance-bottom:0;mso-position-horizontal:absolute;mso-position-horizontal-relative:text;mso-position-vertical:absolute;mso-position-vertical-relative:text" o:gfxdata="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">
-                <v:imagedata r:id="rId8" o:title=""/>
+                <v:imagedata r:id="rId9" o:title=""/>
               </v:shape>
             </w:pict>
           </mc:Fallback>
@@ -534,8 +520,8 @@
       </w:r>
     </w:p>
     <w:sectPr>
-      <w:headerReference w:type="default" r:id="rId10"/>
-      <w:headerReference w:type="first" r:id="rId11"/>
+      <w:headerReference w:type="default" r:id="rId11"/>
+      <w:headerReference w:type="first" r:id="rId12"/>
       <w:pgSz w:w="12240" w:h="15840"/>
       <w:pgMar w:top="1440" w:right="1440" w:bottom="1440" w:left="1440" w:header="720" w:footer="720" w:gutter="0"/>
       <w:cols w:space="720"/>
@@ -546,7 +532,7 @@
 </file>
 
 <file path=word/endnotes.xml><?xml version="1.0" encoding="utf-8"?>
-<w:endnotes xmlns:wpc="http://schemas.microsoft.com/office/word/2010/wordprocessingCanvas" xmlns:cx="http://schemas.microsoft.com/office/drawing/2014/chartex" xmlns:cx1="http://schemas.microsoft.com/office/drawing/2015/9/8/chartex" xmlns:cx2="http://schemas.microsoft.com/office/drawing/2015/10/21/chartex" xmlns:cx3="http://schemas.microsoft.com/office/drawing/2016/5/9/chartex" xmlns:cx4="http://schemas.microsoft.com/office/drawing/2016/5/10/chartex" xmlns:cx5="http://schemas.microsoft.com/office/drawing/2016/5/11/chartex" xmlns:cx6="http://schemas.microsoft.com/office/drawing/2016/5/12/chartex" xmlns:cx7="http://schemas.microsoft.com/office/drawing/2016/5/13/chartex" xmlns:cx8="http://schemas.microsoft.com/office/drawing/2016/5/14/chartex" xmlns:mc="http://schemas.openxmlformats.org/markup-compatibility/2006" xmlns:aink="http://schemas.microsoft.com/office/drawing/2016/ink" xmlns:am3d="http://schemas.microsoft.com/office/drawing/2017/model3d" xmlns:o="urn:schemas-microsoft-com:office:office" xmlns:oel="http://schemas.microsoft.com/office/2019/extlst" xmlns:r="http://schemas.openxmlformats.org/officeDocument/2006/relationships" xmlns:m="http://schemas.openxmlformats.org/officeDocument/2006/math" xmlns:v="urn:schemas-microsoft-com:vml" xmlns:wp14="http://schemas.microsoft.com/office/word/2010/wordprocessingDrawing" xmlns:wp="http://schemas.openxmlformats.org/drawingml/2006/wordprocessingDrawing" xmlns:w10="urn:schemas-microsoft-com:office:word" xmlns:w="http://schemas.openxmlformats.org/wordprocessingml/2006/main" xmlns:w14="http://schemas.microsoft.com/office/word/2010/wordml" xmlns:w15="http://schemas.microsoft.com/office/word/2012/wordml" xmlns:w16cex="http://schemas.microsoft.com/office/word/2018/wordml/cex" xmlns:w16cid="http://schemas.microsoft.com/office/word/2016/wordml/cid" xmlns:w16="http://schemas.microsoft.com/office/word/2018/wordml" xmlns:w16du="http://schemas.microsoft.com/office/word/2023/wordml/word16du" xmlns:w16sdtdh="http://schemas.microsoft.com/office/word/2020/wordml/sdtdatahash" xmlns:w16sdtfl="http://schemas.microsoft.com/office/word/2024/wordml/sdtformatlock" xmlns:w16se="http://schemas.microsoft.com/office/word/2015/wordml/symex" xmlns:wpg="http://schemas.microsoft.com/office/word/2010/wordprocessingGroup" xmlns:wpi="http://schemas.microsoft.com/office/word/2010/wordprocessingInk" xmlns:wne="http://schemas.microsoft.com/office/word/2006/wordml" xmlns:wps="http://schemas.microsoft.com/office/word/2010/wordprocessingShape" mc:Ignorable="w14 w15 w16se w16cid w16 w16cex w16sdtdh w16sdtfl w16du wp14">
+<w:endnotes xmlns:wpc="http://schemas.microsoft.com/office/word/2010/wordprocessingCanvas" xmlns:cx="http://schemas.microsoft.com/office/drawing/2014/chartex" xmlns:cx1="http://schemas.microsoft.com/office/drawing/2015/9/8/chartex" xmlns:cx2="http://schemas.microsoft.com/office/drawing/2015/10/21/chartex" xmlns:cx3="http://schemas.microsoft.com/office/drawing/2016/5/9/chartex" xmlns:cx4="http://schemas.microsoft.com/office/drawing/2016/5/10/chartex" xmlns:cx5="http://schemas.microsoft.com/office/drawing/2016/5/11/chartex" xmlns:cx6="http://schemas.microsoft.com/office/drawing/2016/5/12/chartex" xmlns:cx7="http://schemas.microsoft.com/office/drawing/2016/5/13/chartex" xmlns:cx8="http://schemas.microsoft.com/office/drawing/2016/5/14/chartex" xmlns:mc="http://schemas.openxmlformats.org/markup-compatibility/2006" xmlns:aink="http://schemas.microsoft.com/office/drawing/2016/ink" xmlns:am3d="http://schemas.microsoft.com/office/drawing/2017/model3d" xmlns:o="urn:schemas-microsoft-com:office:office" xmlns:oel="http://schemas.microsoft.com/office/2019/extlst" xmlns:r="http://schemas.openxmlformats.org/officeDocument/2006/relationships" xmlns:m="http://schemas.openxmlformats.org/officeDocument/2006/math" xmlns:v="urn:schemas-microsoft-com:vml" xmlns:wp14="http://schemas.microsoft.com/office/word/2010/wordprocessingDrawing" xmlns:wp="http://schemas.openxmlformats.org/drawingml/2006/wordprocessingDrawing" xmlns:w10="urn:schemas-microsoft-com:office:word" xmlns:w="http://schemas.openxmlformats.org/wordprocessingml/2006/main" xmlns:w14="http://schemas.microsoft.com/office/word/2010/wordml" xmlns:w15="http://schemas.microsoft.com/office/word/2012/wordml" xmlns:w16cei="http://schemas.microsoft.com/office/word/2026/wordml/cei" xmlns:w16cex="http://schemas.microsoft.com/office/word/2018/wordml/cex" xmlns:w16cid="http://schemas.microsoft.com/office/word/2016/wordml/cid" xmlns:w16="http://schemas.microsoft.com/office/word/2018/wordml" xmlns:w16du="http://schemas.microsoft.com/office/word/2023/wordml/word16du" xmlns:w16sdtdh="http://schemas.microsoft.com/office/word/2020/wordml/sdtdatahash" xmlns:w16sdtfl="http://schemas.microsoft.com/office/word/2024/wordml/sdtformatlock" xmlns:w16se="http://schemas.microsoft.com/office/word/2015/wordml/symex" xmlns:wpg="http://schemas.microsoft.com/office/word/2010/wordprocessingGroup" xmlns:wpi="http://schemas.microsoft.com/office/word/2010/wordprocessingInk" xmlns:wne="http://schemas.microsoft.com/office/word/2006/wordml" xmlns:wps="http://schemas.microsoft.com/office/word/2010/wordprocessingShape" mc:Ignorable="w14 w15 w16se w16cid w16 w16cex w16sdtdh w16sdtfl w16du wp14">
   <w:endnote w:type="separator" w:id="-1">
     <w:p>
       <w:r>
@@ -565,7 +551,7 @@
 </file>
 
 <file path=word/footnotes.xml><?xml version="1.0" encoding="utf-8"?>
-<w:footnotes xmlns:wpc="http://schemas.microsoft.com/office/word/2010/wordprocessingCanvas" xmlns:cx="http://schemas.microsoft.com/office/drawing/2014/chartex" xmlns:cx1="http://schemas.microsoft.com/office/drawing/2015/9/8/chartex" xmlns:cx2="http://schemas.microsoft.com/office/drawing/2015/10/21/chartex" xmlns:cx3="http://schemas.microsoft.com/office/drawing/2016/5/9/chartex" xmlns:cx4="http://schemas.microsoft.com/office/drawing/2016/5/10/chartex" xmlns:cx5="http://schemas.microsoft.com/office/drawing/2016/5/11/chartex" xmlns:cx6="http://schemas.microsoft.com/office/drawing/2016/5/12/chartex" xmlns:cx7="http://schemas.microsoft.com/office/drawing/2016/5/13/chartex" xmlns:cx8="http://schemas.microsoft.com/office/drawing/2016/5/14/chartex" xmlns:mc="http://schemas.openxmlformats.org/markup-compatibility/2006" xmlns:aink="http://schemas.microsoft.com/office/drawing/2016/ink" xmlns:am3d="http://schemas.microsoft.com/office/drawing/2017/model3d" xmlns:o="urn:schemas-microsoft-com:office:office" xmlns:oel="http://schemas.microsoft.com/office/2019/extlst" xmlns:r="http://schemas.openxmlformats.org/officeDocument/2006/relationships" xmlns:m="http://schemas.openxmlformats.org/officeDocument/2006/math" xmlns:v="urn:schemas-microsoft-com:vml" xmlns:wp14="http://schemas.microsoft.com/office/word/2010/wordprocessingDrawing" xmlns:wp="http://schemas.openxmlformats.org/drawingml/2006/wordprocessingDrawing" xmlns:w10="urn:schemas-microsoft-com:office:word" xmlns:w="http://schemas.openxmlformats.org/wordprocessingml/2006/main" xmlns:w14="http://schemas.microsoft.com/office/word/2010/wordml" xmlns:w15="http://schemas.microsoft.com/office/word/2012/wordml" xmlns:w16cex="http://schemas.microsoft.com/office/word/2018/wordml/cex" xmlns:w16cid="http://schemas.microsoft.com/office/word/2016/wordml/cid" xmlns:w16="http://schemas.microsoft.com/office/word/2018/wordml" xmlns:w16du="http://schemas.microsoft.com/office/word/2023/wordml/word16du" xmlns:w16sdtdh="http://schemas.microsoft.com/office/word/2020/wordml/sdtdatahash" xmlns:w16sdtfl="http://schemas.microsoft.com/office/word/2024/wordml/sdtformatlock" xmlns:w16se="http://schemas.microsoft.com/office/word/2015/wordml/symex" xmlns:wpg="http://schemas.microsoft.com/office/word/2010/wordprocessingGroup" xmlns:wpi="http://schemas.microsoft.com/office/word/2010/wordprocessingInk" xmlns:wne="http://schemas.microsoft.com/office/word/2006/wordml" xmlns:wps="http://schemas.microsoft.com/office/word/2010/wordprocessingShape" mc:Ignorable="w14 w15 w16se w16cid w16 w16cex w16sdtdh w16sdtfl w16du wp14">
+<w:footnotes xmlns:wpc="http://schemas.microsoft.com/office/word/2010/wordprocessingCanvas" xmlns:cx="http://schemas.microsoft.com/office/drawing/2014/chartex" xmlns:cx1="http://schemas.microsoft.com/office/drawing/2015/9/8/chartex" xmlns:cx2="http://schemas.microsoft.com/office/drawing/2015/10/21/chartex" xmlns:cx3="http://schemas.microsoft.com/office/drawing/2016/5/9/chartex" xmlns:cx4="http://schemas.microsoft.com/office/drawing/2016/5/10/chartex" xmlns:cx5="http://schemas.microsoft.com/office/drawing/2016/5/11/chartex" xmlns:cx6="http://schemas.microsoft.com/office/drawing/2016/5/12/chartex" xmlns:cx7="http://schemas.microsoft.com/office/drawing/2016/5/13/chartex" xmlns:cx8="http://schemas.microsoft.com/office/drawing/2016/5/14/chartex" xmlns:mc="http://schemas.openxmlformats.org/markup-compatibility/2006" xmlns:aink="http://schemas.microsoft.com/office/drawing/2016/ink" xmlns:am3d="http://schemas.microsoft.com/office/drawing/2017/model3d" xmlns:o="urn:schemas-microsoft-com:office:office" xmlns:oel="http://schemas.microsoft.com/office/2019/extlst" xmlns:r="http://schemas.openxmlformats.org/officeDocument/2006/relationships" xmlns:m="http://schemas.openxmlformats.org/officeDocument/2006/math" xmlns:v="urn:schemas-microsoft-com:vml" xmlns:wp14="http://schemas.microsoft.com/office/word/2010/wordprocessingDrawing" xmlns:wp="http://schemas.openxmlformats.org/drawingml/2006/wordprocessingDrawing" xmlns:w10="urn:schemas-microsoft-com:office:word" xmlns:w="http://schemas.openxmlformats.org/wordprocessingml/2006/main" xmlns:w14="http://schemas.microsoft.com/office/word/2010/wordml" xmlns:w15="http://schemas.microsoft.com/office/word/2012/wordml" xmlns:w16cei="http://schemas.microsoft.com/office/word/2026/wordml/cei" xmlns:w16cex="http://schemas.microsoft.com/office/word/2018/wordml/cex" xmlns:w16cid="http://schemas.microsoft.com/office/word/2016/wordml/cid" xmlns:w16="http://schemas.microsoft.com/office/word/2018/wordml" xmlns:w16du="http://schemas.microsoft.com/office/word/2023/wordml/word16du" xmlns:w16sdtdh="http://schemas.microsoft.com/office/word/2020/wordml/sdtdatahash" xmlns:w16sdtfl="http://schemas.microsoft.com/office/word/2024/wordml/sdtformatlock" xmlns:w16se="http://schemas.microsoft.com/office/word/2015/wordml/symex" xmlns:wpg="http://schemas.microsoft.com/office/word/2010/wordprocessingGroup" xmlns:wpi="http://schemas.microsoft.com/office/word/2010/wordprocessingInk" xmlns:wne="http://schemas.microsoft.com/office/word/2006/wordml" xmlns:wps="http://schemas.microsoft.com/office/word/2010/wordprocessingShape" mc:Ignorable="w14 w15 w16se w16cid w16 w16cex w16sdtdh w16sdtfl w16du wp14">
   <w:footnote w:type="separator" w:id="-1">
     <w:p>
       <w:r>
@@ -584,7 +570,7 @@
 </file>
 
 <file path=word/header1.xml><?xml version="1.0" encoding="utf-8"?>
-<w:hdr xmlns:wpc="http://schemas.microsoft.com/office/word/2010/wordprocessingCanvas" xmlns:cx="http://schemas.microsoft.com/office/drawing/2014/chartex" xmlns:cx1="http://schemas.microsoft.com/office/drawing/2015/9/8/chartex" xmlns:cx2="http://schemas.microsoft.com/office/drawing/2015/10/21/chartex" xmlns:cx3="http://schemas.microsoft.com/office/drawing/2016/5/9/chartex" xmlns:cx4="http://schemas.microsoft.com/office/drawing/2016/5/10/chartex" xmlns:cx5="http://schemas.microsoft.com/office/drawing/2016/5/11/chartex" xmlns:cx6="http://schemas.microsoft.com/office/drawing/2016/5/12/chartex" xmlns:cx7="http://schemas.microsoft.com/office/drawing/2016/5/13/chartex" xmlns:cx8="http://schemas.microsoft.com/office/drawing/2016/5/14/chartex" xmlns:mc="http://schemas.openxmlformats.org/markup-compatibility/2006" xmlns:aink="http://schemas.microsoft.com/office/drawing/2016/ink" xmlns:am3d="http://schemas.microsoft.com/office/drawing/2017/model3d" xmlns:o="urn:schemas-microsoft-com:office:office" xmlns:oel="http://schemas.microsoft.com/office/2019/extlst" xmlns:r="http://schemas.openxmlformats.org/officeDocument/2006/relationships" xmlns:m="http://schemas.openxmlformats.org/officeDocument/2006/math" xmlns:v="urn:schemas-microsoft-com:vml" xmlns:wp14="http://schemas.microsoft.com/office/word/2010/wordprocessingDrawing" xmlns:wp="http://schemas.openxmlformats.org/drawingml/2006/wordprocessingDrawing" xmlns:w10="urn:schemas-microsoft-com:office:word" xmlns:w="http://schemas.openxmlformats.org/wordprocessingml/2006/main" xmlns:w14="http://schemas.microsoft.com/office/word/2010/wordml" xmlns:w15="http://schemas.microsoft.com/office/word/2012/wordml" xmlns:w16cex="http://schemas.microsoft.com/office/word/2018/wordml/cex" xmlns:w16cid="http://schemas.microsoft.com/office/word/2016/wordml/cid" xmlns:w16="http://schemas.microsoft.com/office/word/2018/wordml" xmlns:w16du="http://schemas.microsoft.com/office/word/2023/wordml/word16du" xmlns:w16sdtdh="http://schemas.microsoft.com/office/word/2020/wordml/sdtdatahash" xmlns:w16sdtfl="http://schemas.microsoft.com/office/word/2024/wordml/sdtformatlock" xmlns:w16se="http://schemas.microsoft.com/office/word/2015/wordml/symex" xmlns:wpg="http://schemas.microsoft.com/office/word/2010/wordprocessingGroup" xmlns:wpi="http://schemas.microsoft.com/office/word/2010/wordprocessingInk" xmlns:wne="http://schemas.microsoft.com/office/word/2006/wordml" xmlns:wps="http://schemas.microsoft.com/office/word/2010/wordprocessingShape" mc:Ignorable="w14 w15 w16se w16cid w16 w16cex w16sdtdh w16sdtfl w16du wp14">
+<w:hdr xmlns:wpc="http://schemas.microsoft.com/office/word/2010/wordprocessingCanvas" xmlns:cx="http://schemas.microsoft.com/office/drawing/2014/chartex" xmlns:cx1="http://schemas.microsoft.com/office/drawing/2015/9/8/chartex" xmlns:cx2="http://schemas.microsoft.com/office/drawing/2015/10/21/chartex" xmlns:cx3="http://schemas.microsoft.com/office/drawing/2016/5/9/chartex" xmlns:cx4="http://schemas.microsoft.com/office/drawing/2016/5/10/chartex" xmlns:cx5="http://schemas.microsoft.com/office/drawing/2016/5/11/chartex" xmlns:cx6="http://schemas.microsoft.com/office/drawing/2016/5/12/chartex" xmlns:cx7="http://schemas.microsoft.com/office/drawing/2016/5/13/chartex" xmlns:cx8="http://schemas.microsoft.com/office/drawing/2016/5/14/chartex" xmlns:mc="http://schemas.openxmlformats.org/markup-compatibility/2006" xmlns:aink="http://schemas.microsoft.com/office/drawing/2016/ink" xmlns:am3d="http://schemas.microsoft.com/office/drawing/2017/model3d" xmlns:o="urn:schemas-microsoft-com:office:office" xmlns:oel="http://schemas.microsoft.com/office/2019/extlst" xmlns:r="http://schemas.openxmlformats.org/officeDocument/2006/relationships" xmlns:m="http://schemas.openxmlformats.org/officeDocument/2006/math" xmlns:v="urn:schemas-microsoft-com:vml" xmlns:wp14="http://schemas.microsoft.com/office/word/2010/wordprocessingDrawing" xmlns:wp="http://schemas.openxmlformats.org/drawingml/2006/wordprocessingDrawing" xmlns:w10="urn:schemas-microsoft-com:office:word" xmlns:w="http://schemas.openxmlformats.org/wordprocessingml/2006/main" xmlns:w14="http://schemas.microsoft.com/office/word/2010/wordml" xmlns:w15="http://schemas.microsoft.com/office/word/2012/wordml" xmlns:w16cei="http://schemas.microsoft.com/office/word/2026/wordml/cei" xmlns:w16cex="http://schemas.microsoft.com/office/word/2018/wordml/cex" xmlns:w16cid="http://schemas.microsoft.com/office/word/2016/wordml/cid" xmlns:w16="http://schemas.microsoft.com/office/word/2018/wordml" xmlns:w16du="http://schemas.microsoft.com/office/word/2023/wordml/word16du" xmlns:w16sdtdh="http://schemas.microsoft.com/office/word/2020/wordml/sdtdatahash" xmlns:w16sdtfl="http://schemas.microsoft.com/office/word/2024/wordml/sdtformatlock" xmlns:w16se="http://schemas.microsoft.com/office/word/2015/wordml/symex" xmlns:wpg="http://schemas.microsoft.com/office/word/2010/wordprocessingGroup" xmlns:wpi="http://schemas.microsoft.com/office/word/2010/wordprocessingInk" xmlns:wne="http://schemas.microsoft.com/office/word/2006/wordml" xmlns:wps="http://schemas.microsoft.com/office/word/2010/wordprocessingShape" mc:Ignorable="w14 w15 w16se w16cid w16 w16cex w16sdtdh w16sdtfl w16du wp14">
   <w:p>
     <w:pPr>
       <w:pStyle w:val="Header"/>
@@ -625,7 +611,7 @@
         <w:noProof/>
         <w:sz w:val="20"/>
       </w:rPr>
-      <w:t>May 4, 2026</w:t>
+      <w:t>August 2, 2026</w:t>
     </w:r>
     <w:r>
       <w:rPr>
@@ -714,7 +700,7 @@
 </file>
 
 <file path=word/header2.xml><?xml version="1.0" encoding="utf-8"?>
-<w:hdr xmlns:wpc="http://schemas.microsoft.com/office/word/2010/wordprocessingCanvas" xmlns:cx="http://schemas.microsoft.com/office/drawing/2014/chartex" xmlns:cx1="http://schemas.microsoft.com/office/drawing/2015/9/8/chartex" xmlns:cx2="http://schemas.microsoft.com/office/drawing/2015/10/21/chartex" xmlns:cx3="http://schemas.microsoft.com/office/drawing/2016/5/9/chartex" xmlns:cx4="http://schemas.microsoft.com/office/drawing/2016/5/10/chartex" xmlns:cx5="http://schemas.microsoft.com/office/drawing/2016/5/11/chartex" xmlns:cx6="http://schemas.microsoft.com/office/drawing/2016/5/12/chartex" xmlns:cx7="http://schemas.microsoft.com/office/drawing/2016/5/13/chartex" xmlns:cx8="http://schemas.microsoft.com/office/drawing/2016/5/14/chartex" xmlns:mc="http://schemas.openxmlformats.org/markup-compatibility/2006" xmlns:aink="http://schemas.microsoft.com/office/drawing/2016/ink" xmlns:am3d="http://schemas.microsoft.com/office/drawing/2017/model3d" xmlns:o="urn:schemas-microsoft-com:office:office" xmlns:oel="http://schemas.microsoft.com/office/2019/extlst" xmlns:r="http://schemas.openxmlformats.org/officeDocument/2006/relationships" xmlns:m="http://schemas.openxmlformats.org/officeDocument/2006/math" xmlns:v="urn:schemas-microsoft-com:vml" xmlns:wp14="http://schemas.microsoft.com/office/word/2010/wordprocessingDrawing" xmlns:wp="http://schemas.openxmlformats.org/drawingml/2006/wordprocessingDrawing" xmlns:w10="urn:schemas-microsoft-com:office:word" xmlns:w="http://schemas.openxmlformats.org/wordprocessingml/2006/main" xmlns:w14="http://schemas.microsoft.com/office/word/2010/wordml" xmlns:w15="http://schemas.microsoft.com/office/word/2012/wordml" xmlns:w16cex="http://schemas.microsoft.com/office/word/2018/wordml/cex" xmlns:w16cid="http://schemas.microsoft.com/office/word/2016/wordml/cid" xmlns:w16="http://schemas.microsoft.com/office/word/2018/wordml" xmlns:w16du="http://schemas.microsoft.com/office/word/2023/wordml/word16du" xmlns:w16sdtdh="http://schemas.microsoft.com/office/word/2020/wordml/sdtdatahash" xmlns:w16sdtfl="http://schemas.microsoft.com/office/word/2024/wordml/sdtformatlock" xmlns:w16se="http://schemas.microsoft.com/office/word/2015/wordml/symex" xmlns:wpg="http://schemas.microsoft.com/office/word/2010/wordprocessingGroup" xmlns:wpi="http://schemas.microsoft.com/office/word/2010/wordprocessingInk" xmlns:wne="http://schemas.microsoft.com/office/word/2006/wordml" xmlns:wps="http://schemas.microsoft.com/office/word/2010/wordprocessingShape" mc:Ignorable="w14 w15 w16se w16cid w16 w16cex w16sdtdh w16sdtfl w16du wp14">
+<w:hdr xmlns:wpc="http://schemas.microsoft.com/office/word/2010/wordprocessingCanvas" xmlns:cx="http://schemas.microsoft.com/office/drawing/2014/chartex" xmlns:cx1="http://schemas.microsoft.com/office/drawing/2015/9/8/chartex" xmlns:cx2="http://schemas.microsoft.com/office/drawing/2015/10/21/chartex" xmlns:cx3="http://schemas.microsoft.com/office/drawing/2016/5/9/chartex" xmlns:cx4="http://schemas.microsoft.com/office/drawing/2016/5/10/chartex" xmlns:cx5="http://schemas.microsoft.com/office/drawing/2016/5/11/chartex" xmlns:cx6="http://schemas.microsoft.com/office/drawing/2016/5/12/chartex" xmlns:cx7="http://schemas.microsoft.com/office/drawing/2016/5/13/chartex" xmlns:cx8="http://schemas.microsoft.com/office/drawing/2016/5/14/chartex" xmlns:mc="http://schemas.openxmlformats.org/markup-compatibility/2006" xmlns:aink="http://schemas.microsoft.com/office/drawing/2016/ink" xmlns:am3d="http://schemas.microsoft.com/office/drawing/2017/model3d" xmlns:o="urn:schemas-microsoft-com:office:office" xmlns:oel="http://schemas.microsoft.com/office/2019/extlst" xmlns:r="http://schemas.openxmlformats.org/officeDocument/2006/relationships" xmlns:m="http://schemas.openxmlformats.org/officeDocument/2006/math" xmlns:v="urn:schemas-microsoft-com:vml" xmlns:wp14="http://schemas.microsoft.com/office/word/2010/wordprocessingDrawing" xmlns:wp="http://schemas.openxmlformats.org/drawingml/2006/wordprocessingDrawing" xmlns:w10="urn:schemas-microsoft-com:office:word" xmlns:w="http://schemas.openxmlformats.org/wordprocessingml/2006/main" xmlns:w14="http://schemas.microsoft.com/office/word/2010/wordml" xmlns:w15="http://schemas.microsoft.com/office/word/2012/wordml" xmlns:w16cei="http://schemas.microsoft.com/office/word/2026/wordml/cei" xmlns:w16cex="http://schemas.microsoft.com/office/word/2018/wordml/cex" xmlns:w16cid="http://schemas.microsoft.com/office/word/2016/wordml/cid" xmlns:w16="http://schemas.microsoft.com/office/word/2018/wordml" xmlns:w16du="http://schemas.microsoft.com/office/word/2023/wordml/word16du" xmlns:w16sdtdh="http://schemas.microsoft.com/office/word/2020/wordml/sdtdatahash" xmlns:w16sdtfl="http://schemas.microsoft.com/office/word/2024/wordml/sdtformatlock" xmlns:w16se="http://schemas.microsoft.com/office/word/2015/wordml/symex" xmlns:wpg="http://schemas.microsoft.com/office/word/2010/wordprocessingGroup" xmlns:wpi="http://schemas.microsoft.com/office/word/2010/wordprocessingInk" xmlns:wne="http://schemas.microsoft.com/office/word/2006/wordml" xmlns:wps="http://schemas.microsoft.com/office/word/2010/wordprocessingShape" mc:Ignorable="w14 w15 w16se w16cid w16 w16cex w16sdtdh w16sdtfl w16du wp14">
   <w:tbl>
     <w:tblPr>
       <w:tblW w:w="10527" w:type="dxa"/>
@@ -998,6 +984,126 @@
     </w:pPr>
   </w:p>
 </w:hdr>
+</file>
+
+<file path=word/numbering.xml><?xml version="1.0" encoding="utf-8"?>
+<w:numbering xmlns:wpc="http://schemas.microsoft.com/office/word/2010/wordprocessingCanvas" xmlns:cx="http://schemas.microsoft.com/office/drawing/2014/chartex" xmlns:cx1="http://schemas.microsoft.com/office/drawing/2015/9/8/chartex" xmlns:cx2="http://schemas.microsoft.com/office/drawing/2015/10/21/chartex" xmlns:cx3="http://schemas.microsoft.com/office/drawing/2016/5/9/chartex" xmlns:cx4="http://schemas.microsoft.com/office/drawing/2016/5/10/chartex" xmlns:cx5="http://schemas.microsoft.com/office/drawing/2016/5/11/chartex" xmlns:cx6="http://schemas.microsoft.com/office/drawing/2016/5/12/chartex" xmlns:cx7="http://schemas.microsoft.com/office/drawing/2016/5/13/chartex" xmlns:cx8="http://schemas.microsoft.com/office/drawing/2016/5/14/chartex" xmlns:mc="http://schemas.openxmlformats.org/markup-compatibility/2006" xmlns:aink="http://schemas.microsoft.com/office/drawing/2016/ink" xmlns:am3d="http://schemas.microsoft.com/office/drawing/2017/model3d" xmlns:o="urn:schemas-microsoft-com:office:office" xmlns:oel="http://schemas.microsoft.com/office/2019/extlst" xmlns:r="http://schemas.openxmlformats.org/officeDocument/2006/relationships" xmlns:m="http://schemas.openxmlformats.org/officeDocument/2006/math" xmlns:v="urn:schemas-microsoft-com:vml" xmlns:wp14="http://schemas.microsoft.com/office/word/2010/wordprocessingDrawing" xmlns:wp="http://schemas.openxmlformats.org/drawingml/2006/wordprocessingDrawing" xmlns:w10="urn:schemas-microsoft-com:office:word" xmlns:w="http://schemas.openxmlformats.org/wordprocessingml/2006/main" xmlns:w14="http://schemas.microsoft.com/office/word/2010/wordml" xmlns:w15="http://schemas.microsoft.com/office/word/2012/wordml" xmlns:w16cei="http://schemas.microsoft.com/office/word/2026/wordml/cei" xmlns:w16cex="http://schemas.microsoft.com/office/word/2018/wordml/cex" xmlns:w16cid="http://schemas.microsoft.com/office/word/2016/wordml/cid" xmlns:w16="http://schemas.microsoft.com/office/word/2018/wordml" xmlns:w16du="http://schemas.microsoft.com/office/word/2023/wordml/word16du" xmlns:w16sdtdh="http://schemas.microsoft.com/office/word/2020/wordml/sdtdatahash" xmlns:w16sdtfl="http://schemas.microsoft.com/office/word/2024/wordml/sdtformatlock" xmlns:w16se="http://schemas.microsoft.com/office/word/2015/wordml/symex" xmlns:wpg="http://schemas.microsoft.com/office/word/2010/wordprocessingGroup" xmlns:wpi="http://schemas.microsoft.com/office/word/2010/wordprocessingInk" xmlns:wne="http://schemas.microsoft.com/office/word/2006/wordml" xmlns:wps="http://schemas.microsoft.com/office/word/2010/wordprocessingShape" mc:Ignorable="w14 w15 w16se w16cid w16 w16cex w16sdtdh w16sdtfl w16du wp14">
+  <w:abstractNum w:abstractNumId="0" w15:restartNumberingAfterBreak="0">
+    <w:nsid w:val="21E44DE6"/>
+    <w:multiLevelType w:val="hybridMultilevel"/>
+    <w:tmpl w:val="E696A9EE"/>
+    <w:lvl w:ilvl="0" w:tplc="ADC26FBC">
+      <w:numFmt w:val="bullet"/>
+      <w:lvlText w:val="-"/>
+      <w:lvlJc w:val="left"/>
+      <w:pPr>
+        <w:ind w:left="720" w:hanging="360"/>
+      </w:pPr>
+      <w:rPr>
+        <w:rFonts w:ascii="Times New Roman" w:eastAsia="Times" w:hAnsi="Times New Roman" w:cs="Times New Roman" w:hint="default"/>
+      </w:rPr>
+    </w:lvl>
+    <w:lvl w:ilvl="1" w:tplc="04090003">
+      <w:start w:val="1"/>
+      <w:numFmt w:val="bullet"/>
+      <w:lvlText w:val="o"/>
+      <w:lvlJc w:val="left"/>
+      <w:pPr>
+        <w:ind w:left="1440" w:hanging="360"/>
+      </w:pPr>
+      <w:rPr>
+        <w:rFonts w:ascii="Courier New" w:hAnsi="Courier New" w:cs="Courier New" w:hint="default"/>
+      </w:rPr>
+    </w:lvl>
+    <w:lvl w:ilvl="2" w:tplc="04090005">
+      <w:start w:val="1"/>
+      <w:numFmt w:val="bullet"/>
+      <w:lvlText w:val=""/>
+      <w:lvlJc w:val="left"/>
+      <w:pPr>
+        <w:ind w:left="2160" w:hanging="360"/>
+      </w:pPr>
+      <w:rPr>
+        <w:rFonts w:ascii="Wingdings" w:hAnsi="Wingdings" w:hint="default"/>
+      </w:rPr>
+    </w:lvl>
+    <w:lvl w:ilvl="3" w:tplc="04090001" w:tentative="1">
+      <w:start w:val="1"/>
+      <w:numFmt w:val="bullet"/>
+      <w:lvlText w:val=""/>
+      <w:lvlJc w:val="left"/>
+      <w:pPr>
+        <w:ind w:left="2880" w:hanging="360"/>
+      </w:pPr>
+      <w:rPr>
+        <w:rFonts w:ascii="Symbol" w:hAnsi="Symbol" w:hint="default"/>
+      </w:rPr>
+    </w:lvl>
+    <w:lvl w:ilvl="4" w:tplc="04090003" w:tentative="1">
+      <w:start w:val="1"/>
+      <w:numFmt w:val="bullet"/>
+      <w:lvlText w:val="o"/>
+      <w:lvlJc w:val="left"/>
+      <w:pPr>
+        <w:ind w:left="3600" w:hanging="360"/>
+      </w:pPr>
+      <w:rPr>
+        <w:rFonts w:ascii="Courier New" w:hAnsi="Courier New" w:cs="Courier New" w:hint="default"/>
+      </w:rPr>
+    </w:lvl>
+    <w:lvl w:ilvl="5" w:tplc="04090005" w:tentative="1">
+      <w:start w:val="1"/>
+      <w:numFmt w:val="bullet"/>
+      <w:lvlText w:val=""/>
+      <w:lvlJc w:val="left"/>
+      <w:pPr>
+        <w:ind w:left="4320" w:hanging="360"/>
+      </w:pPr>
+      <w:rPr>
+        <w:rFonts w:ascii="Wingdings" w:hAnsi="Wingdings" w:hint="default"/>
+      </w:rPr>
+    </w:lvl>
+    <w:lvl w:ilvl="6" w:tplc="04090001" w:tentative="1">
+      <w:start w:val="1"/>
+      <w:numFmt w:val="bullet"/>
+      <w:lvlText w:val=""/>
+      <w:lvlJc w:val="left"/>
+      <w:pPr>
+        <w:ind w:left="5040" w:hanging="360"/>
+      </w:pPr>
+      <w:rPr>
+        <w:rFonts w:ascii="Symbol" w:hAnsi="Symbol" w:hint="default"/>
+      </w:rPr>
+    </w:lvl>
+    <w:lvl w:ilvl="7" w:tplc="04090003" w:tentative="1">
+      <w:start w:val="1"/>
+      <w:numFmt w:val="bullet"/>
+      <w:lvlText w:val="o"/>
+      <w:lvlJc w:val="left"/>
+      <w:pPr>
+        <w:ind w:left="5760" w:hanging="360"/>
+      </w:pPr>
+      <w:rPr>
+        <w:rFonts w:ascii="Courier New" w:hAnsi="Courier New" w:cs="Courier New" w:hint="default"/>
+      </w:rPr>
+    </w:lvl>
+    <w:lvl w:ilvl="8" w:tplc="04090005" w:tentative="1">
+      <w:start w:val="1"/>
+      <w:numFmt w:val="bullet"/>
+      <w:lvlText w:val=""/>
+      <w:lvlJc w:val="left"/>
+      <w:pPr>
+        <w:ind w:left="6480" w:hanging="360"/>
+      </w:pPr>
+      <w:rPr>
+        <w:rFonts w:ascii="Wingdings" w:hAnsi="Wingdings" w:hint="default"/>
+      </w:rPr>
+    </w:lvl>
+  </w:abstractNum>
+  <w:num w:numId="1" w16cid:durableId="1238783370">
+    <w:abstractNumId w:val="0"/>
+  </w:num>
+</w:numbering>
 </file>
 
 <file path=word/styles.xml><?xml version="1.0" encoding="utf-8"?>
@@ -1499,6 +1605,17 @@
       <w:sz w:val="24"/>
     </w:rPr>
   </w:style>
+  <w:style w:type="paragraph" w:styleId="ListParagraph">
+    <w:name w:val="List Paragraph"/>
+    <w:basedOn w:val="Normal"/>
+    <w:uiPriority w:val="72"/>
+    <w:qFormat/>
+    <w:rsid w:val="005529D5"/>
+    <w:pPr>
+      <w:ind w:left="720"/>
+      <w:contextualSpacing/>
+    </w:pPr>
+  </w:style>
 </w:styles>
 </file>
 
